--- a/minhchung/Minhchứng_B22DCAT071_NoiseATK.docx
+++ b/minhchung/Minhchứng_B22DCAT071_NoiseATK.docx
@@ -1,6 +1,6 @@
 
 <file path=word/document.xml><?xml version="1.0" encoding="utf-8"?>
-<w:document xmlns:wpc="http://schemas.microsoft.com/office/word/2010/wordprocessingCanvas" xmlns:cx="http://schemas.microsoft.com/office/drawing/2014/chartex" xmlns:cx1="http://schemas.microsoft.com/office/drawing/2015/9/8/chartex" xmlns:cx2="http://schemas.microsoft.com/office/drawing/2015/10/21/chartex" xmlns:cx3="http://schemas.microsoft.com/office/drawing/2016/5/9/chartex" xmlns:cx4="http://schemas.microsoft.com/office/drawing/2016/5/10/chartex" xmlns:cx5="http://schemas.microsoft.com/office/drawing/2016/5/11/chartex" xmlns:cx6="http://schemas.microsoft.com/office/drawing/2016/5/12/chartex" xmlns:cx7="http://schemas.microsoft.com/office/drawing/2016/5/13/chartex" xmlns:cx8="http://schemas.microsoft.com/office/drawing/2016/5/14/chartex" xmlns:mc="http://schemas.openxmlformats.org/markup-compatibility/2006" xmlns:aink="http://schemas.microsoft.com/office/drawing/2016/ink" xmlns:am3d="http://schemas.microsoft.com/office/drawing/2017/model3d" xmlns:o="urn:schemas-microsoft-com:office:office" xmlns:oel="http://schemas.microsoft.com/office/2019/extlst" xmlns:r="http://schemas.openxmlformats.org/officeDocument/2006/relationships" xmlns:m="http://schemas.openxmlformats.org/officeDocument/2006/math" xmlns:v="urn:schemas-microsoft-com:vml" xmlns:wp14="http://schemas.microsoft.com/office/word/2010/wordprocessingDrawing" xmlns:wp="http://schemas.openxmlformats.org/drawingml/2006/wordprocessingDrawing" xmlns:w10="urn:schemas-microsoft-com:office:word" xmlns:w="http://schemas.openxmlformats.org/wordprocessingml/2006/main" xmlns:w14="http://schemas.microsoft.com/office/word/2010/wordml" xmlns:w15="http://schemas.microsoft.com/office/word/2012/wordml" xmlns:w16cex="http://schemas.microsoft.com/office/word/2018/wordml/cex" xmlns:w16cid="http://schemas.microsoft.com/office/word/2016/wordml/cid" xmlns:w16="http://schemas.microsoft.com/office/word/2018/wordml" xmlns:w16sdtdh="http://schemas.microsoft.com/office/word/2020/wordml/sdtdatahash" xmlns:w16se="http://schemas.microsoft.com/office/word/2015/wordml/symex" xmlns:wpg="http://schemas.microsoft.com/office/word/2010/wordprocessingGroup" xmlns:wpi="http://schemas.microsoft.com/office/word/2010/wordprocessingInk" xmlns:wne="http://schemas.microsoft.com/office/word/2006/wordml" xmlns:wps="http://schemas.microsoft.com/office/word/2010/wordprocessingShape" mc:Ignorable="w14 w15 w16se w16cid w16 w16cex w16sdtdh wp14">
+<w:document xmlns:wpc="http://schemas.microsoft.com/office/word/2010/wordprocessingCanvas" xmlns:cx="http://schemas.microsoft.com/office/drawing/2014/chartex" xmlns:cx1="http://schemas.microsoft.com/office/drawing/2015/9/8/chartex" xmlns:cx2="http://schemas.microsoft.com/office/drawing/2015/10/21/chartex" xmlns:cx3="http://schemas.microsoft.com/office/drawing/2016/5/9/chartex" xmlns:cx4="http://schemas.microsoft.com/office/drawing/2016/5/10/chartex" xmlns:cx5="http://schemas.microsoft.com/office/drawing/2016/5/11/chartex" xmlns:cx6="http://schemas.microsoft.com/office/drawing/2016/5/12/chartex" xmlns:cx7="http://schemas.microsoft.com/office/drawing/2016/5/13/chartex" xmlns:cx8="http://schemas.microsoft.com/office/drawing/2016/5/14/chartex" xmlns:mc="http://schemas.openxmlformats.org/markup-compatibility/2006" xmlns:aink="http://schemas.microsoft.com/office/drawing/2016/ink" xmlns:am3d="http://schemas.microsoft.com/office/drawing/2017/model3d" xmlns:o="urn:schemas-microsoft-com:office:office" xmlns:r="http://schemas.openxmlformats.org/officeDocument/2006/relationships" xmlns:m="http://schemas.openxmlformats.org/officeDocument/2006/math" xmlns:v="urn:schemas-microsoft-com:vml" xmlns:wp14="http://schemas.microsoft.com/office/word/2010/wordprocessingDrawing" xmlns:wp="http://schemas.openxmlformats.org/drawingml/2006/wordprocessingDrawing" xmlns:w10="urn:schemas-microsoft-com:office:word" xmlns:w="http://schemas.openxmlformats.org/wordprocessingml/2006/main" xmlns:w14="http://schemas.microsoft.com/office/word/2010/wordml" xmlns:w15="http://schemas.microsoft.com/office/word/2012/wordml" xmlns:w16cid="http://schemas.microsoft.com/office/word/2016/wordml/cid" xmlns:w16se="http://schemas.microsoft.com/office/word/2015/wordml/symex" xmlns:wpg="http://schemas.microsoft.com/office/word/2010/wordprocessingGroup" xmlns:wpi="http://schemas.microsoft.com/office/word/2010/wordprocessingInk" xmlns:wne="http://schemas.microsoft.com/office/word/2006/wordml" xmlns:wps="http://schemas.microsoft.com/office/word/2010/wordprocessingShape" mc:Ignorable="w14 w15 w16se w16cid wp14">
   <w:body>
     <w:p>
       <w:pPr>
@@ -1101,6 +1101,7 @@
       <w:r>
         <w:rPr>
           <w:rFonts w:cs="Times New Roman"/>
+          <w:noProof/>
           <w:sz w:val="26"/>
           <w:szCs w:val="26"/>
         </w:rPr>
@@ -1391,7 +1392,25 @@
           <w:sz w:val="26"/>
           <w:szCs w:val="26"/>
         </w:rPr>
-        <w:t>Sinh viên sử dụng file giautin.py để nhúng watermark vào ảnh gốc. Chương trình sẽ tạo ra ảnh đã nhúng và file khóa .pkl dùng khi trích xuất.</w:t>
+        <w:t xml:space="preserve">Sinh viên sử dụng file giautin.py để nhúng watermark vào ảnh gốc. Chương trình sẽ tạo ra ảnh đã nhúng và file </w:t>
+      </w:r>
+      <w:proofErr w:type="gramStart"/>
+      <w:r>
+        <w:rPr>
+          <w:rFonts w:cs="Times New Roman"/>
+          <w:sz w:val="26"/>
+          <w:szCs w:val="26"/>
+        </w:rPr>
+        <w:t>khóa .pkl</w:t>
+      </w:r>
+      <w:proofErr w:type="gramEnd"/>
+      <w:r>
+        <w:rPr>
+          <w:rFonts w:cs="Times New Roman"/>
+          <w:sz w:val="26"/>
+          <w:szCs w:val="26"/>
+        </w:rPr>
+        <w:t xml:space="preserve"> dùng khi trích xuất.</w:t>
       </w:r>
     </w:p>
     <w:p>
@@ -1491,6 +1510,7 @@
       <w:r>
         <w:rPr>
           <w:rFonts w:cs="Times New Roman"/>
+          <w:noProof/>
           <w:sz w:val="26"/>
           <w:szCs w:val="26"/>
         </w:rPr>
@@ -1696,6 +1716,7 @@
         <w:rPr>
           <w:rFonts w:ascii="Courier New" w:hAnsi="Courier New" w:cs="Courier New"/>
           <w:i/>
+          <w:noProof/>
           <w:sz w:val="26"/>
           <w:szCs w:val="26"/>
         </w:rPr>
@@ -1751,6 +1772,7 @@
         <w:rPr>
           <w:rFonts w:ascii="Courier New" w:hAnsi="Courier New" w:cs="Courier New"/>
           <w:i/>
+          <w:noProof/>
           <w:sz w:val="26"/>
           <w:szCs w:val="26"/>
         </w:rPr>
@@ -1807,6 +1829,7 @@
         <w:rPr>
           <w:rFonts w:ascii="Courier New" w:hAnsi="Courier New" w:cs="Courier New"/>
           <w:i/>
+          <w:noProof/>
           <w:sz w:val="26"/>
           <w:szCs w:val="26"/>
         </w:rPr>
@@ -1990,6 +2013,7 @@
       <w:r>
         <w:rPr>
           <w:rFonts w:cs="Times New Roman"/>
+          <w:noProof/>
           <w:sz w:val="26"/>
           <w:szCs w:val="26"/>
         </w:rPr>
@@ -2299,6 +2323,7 @@
       <w:r>
         <w:rPr>
           <w:rFonts w:cs="Times New Roman"/>
+          <w:noProof/>
           <w:sz w:val="26"/>
           <w:szCs w:val="26"/>
         </w:rPr>
@@ -2354,8 +2379,26 @@
           <w:sz w:val="26"/>
           <w:szCs w:val="26"/>
         </w:rPr>
-        <w:t>Thư mục attacked/ sẽ chứa:</w:t>
-      </w:r>
+        <w:t xml:space="preserve">Thư mục </w:t>
+      </w:r>
+      <w:r>
+        <w:rPr>
+          <w:rFonts w:cs="Times New Roman"/>
+          <w:sz w:val="26"/>
+          <w:szCs w:val="26"/>
+        </w:rPr>
+        <w:t>noise_results</w:t>
+      </w:r>
+      <w:r>
+        <w:rPr>
+          <w:rFonts w:cs="Times New Roman"/>
+          <w:sz w:val="26"/>
+          <w:szCs w:val="26"/>
+        </w:rPr>
+        <w:t>/ sẽ chứa:</w:t>
+      </w:r>
+      <w:bookmarkStart w:id="3" w:name="_GoBack"/>
+      <w:bookmarkEnd w:id="3"/>
     </w:p>
     <w:p>
       <w:pPr>
@@ -2485,6 +2528,7 @@
         <w:rPr>
           <w:rFonts w:ascii="Courier New" w:hAnsi="Courier New" w:cs="Courier New"/>
           <w:i/>
+          <w:noProof/>
           <w:sz w:val="26"/>
           <w:szCs w:val="26"/>
         </w:rPr>
@@ -2541,6 +2585,7 @@
         <w:rPr>
           <w:rFonts w:ascii="Courier New" w:hAnsi="Courier New" w:cs="Courier New"/>
           <w:i/>
+          <w:noProof/>
           <w:sz w:val="26"/>
           <w:szCs w:val="26"/>
         </w:rPr>
@@ -2643,6 +2688,7 @@
         <w:rPr>
           <w:rFonts w:ascii="Courier New" w:hAnsi="Courier New" w:cs="Courier New"/>
           <w:i/>
+          <w:noProof/>
           <w:sz w:val="26"/>
           <w:szCs w:val="26"/>
         </w:rPr>
@@ -2698,6 +2744,7 @@
         <w:rPr>
           <w:rFonts w:ascii="Courier New" w:hAnsi="Courier New" w:cs="Courier New"/>
           <w:i/>
+          <w:noProof/>
           <w:sz w:val="26"/>
           <w:szCs w:val="26"/>
         </w:rPr>
@@ -2845,6 +2892,7 @@
       <w:r>
         <w:rPr>
           <w:rFonts w:cs="Times New Roman"/>
+          <w:noProof/>
           <w:sz w:val="26"/>
           <w:szCs w:val="26"/>
         </w:rPr>
@@ -2925,6 +2973,7 @@
           <w:rFonts w:ascii="Courier New" w:hAnsi="Courier New" w:cs="Courier New"/>
           <w:b/>
           <w:i/>
+          <w:noProof/>
           <w:color w:val="FF0000"/>
           <w:sz w:val="26"/>
           <w:szCs w:val="26"/>
@@ -3001,6 +3050,7 @@
       <w:r>
         <w:rPr>
           <w:i/>
+          <w:noProof/>
           <w:sz w:val="26"/>
           <w:szCs w:val="26"/>
         </w:rPr>
@@ -3080,6 +3130,7 @@
           <w:rFonts w:ascii="Courier New" w:eastAsia="Courier New" w:hAnsi="Courier New" w:cs="Courier New"/>
           <w:bCs/>
           <w:i/>
+          <w:noProof/>
           <w:sz w:val="26"/>
           <w:szCs w:val="26"/>
         </w:rPr>
@@ -3127,14 +3178,14 @@
           <w:rFonts w:eastAsia="Arial" w:cs="Times New Roman"/>
         </w:rPr>
       </w:pPr>
-      <w:bookmarkStart w:id="3" w:name="_Toc230191546"/>
+      <w:bookmarkStart w:id="4" w:name="_Toc230191546"/>
       <w:r>
         <w:rPr>
           <w:rFonts w:eastAsia="Arial" w:cs="Times New Roman"/>
         </w:rPr>
         <w:t>Kiểm tra kết quả</w:t>
       </w:r>
-      <w:bookmarkEnd w:id="3"/>
+      <w:bookmarkEnd w:id="4"/>
     </w:p>
     <w:p>
       <w:pPr>
@@ -3208,6 +3259,7 @@
           <w:rFonts w:ascii="Courier New" w:hAnsi="Courier New" w:cs="Courier New"/>
           <w:b/>
           <w:i/>
+          <w:noProof/>
           <w:sz w:val="26"/>
           <w:szCs w:val="26"/>
         </w:rPr>
@@ -3256,14 +3308,14 @@
           <w:rFonts w:eastAsia="Arial" w:cs="Times New Roman"/>
         </w:rPr>
       </w:pPr>
-      <w:bookmarkStart w:id="4" w:name="_Toc230191547"/>
+      <w:bookmarkStart w:id="5" w:name="_Toc230191547"/>
       <w:r>
         <w:rPr>
           <w:rFonts w:eastAsia="Arial" w:cs="Times New Roman"/>
         </w:rPr>
         <w:t>Kết thúc bài lab</w:t>
       </w:r>
-      <w:bookmarkEnd w:id="4"/>
+      <w:bookmarkEnd w:id="5"/>
     </w:p>
     <w:p>
       <w:pPr>
@@ -3336,14 +3388,14 @@
           <w:rFonts w:eastAsia="Arial" w:cs="Times New Roman"/>
         </w:rPr>
       </w:pPr>
-      <w:bookmarkStart w:id="5" w:name="_Toc230191548"/>
+      <w:bookmarkStart w:id="6" w:name="_Toc230191548"/>
       <w:r>
         <w:rPr>
           <w:rFonts w:eastAsia="Arial" w:cs="Times New Roman"/>
         </w:rPr>
         <w:t>Khởi động lại bài lab</w:t>
       </w:r>
-      <w:bookmarkEnd w:id="5"/>
+      <w:bookmarkEnd w:id="6"/>
     </w:p>
     <w:p>
       <w:pPr>
@@ -3411,7 +3463,7 @@
 </file>
 
 <file path=word/endnotes.xml><?xml version="1.0" encoding="utf-8"?>
-<w:endnotes xmlns:wpc="http://schemas.microsoft.com/office/word/2010/wordprocessingCanvas" xmlns:cx="http://schemas.microsoft.com/office/drawing/2014/chartex" xmlns:cx1="http://schemas.microsoft.com/office/drawing/2015/9/8/chartex" xmlns:cx2="http://schemas.microsoft.com/office/drawing/2015/10/21/chartex" xmlns:cx3="http://schemas.microsoft.com/office/drawing/2016/5/9/chartex" xmlns:cx4="http://schemas.microsoft.com/office/drawing/2016/5/10/chartex" xmlns:cx5="http://schemas.microsoft.com/office/drawing/2016/5/11/chartex" xmlns:cx6="http://schemas.microsoft.com/office/drawing/2016/5/12/chartex" xmlns:cx7="http://schemas.microsoft.com/office/drawing/2016/5/13/chartex" xmlns:cx8="http://schemas.microsoft.com/office/drawing/2016/5/14/chartex" xmlns:mc="http://schemas.openxmlformats.org/markup-compatibility/2006" xmlns:aink="http://schemas.microsoft.com/office/drawing/2016/ink" xmlns:am3d="http://schemas.microsoft.com/office/drawing/2017/model3d" xmlns:o="urn:schemas-microsoft-com:office:office" xmlns:oel="http://schemas.microsoft.com/office/2019/extlst" xmlns:r="http://schemas.openxmlformats.org/officeDocument/2006/relationships" xmlns:m="http://schemas.openxmlformats.org/officeDocument/2006/math" xmlns:v="urn:schemas-microsoft-com:vml" xmlns:wp14="http://schemas.microsoft.com/office/word/2010/wordprocessingDrawing" xmlns:wp="http://schemas.openxmlformats.org/drawingml/2006/wordprocessingDrawing" xmlns:w10="urn:schemas-microsoft-com:office:word" xmlns:w="http://schemas.openxmlformats.org/wordprocessingml/2006/main" xmlns:w14="http://schemas.microsoft.com/office/word/2010/wordml" xmlns:w15="http://schemas.microsoft.com/office/word/2012/wordml" xmlns:w16cex="http://schemas.microsoft.com/office/word/2018/wordml/cex" xmlns:w16cid="http://schemas.microsoft.com/office/word/2016/wordml/cid" xmlns:w16="http://schemas.microsoft.com/office/word/2018/wordml" xmlns:w16sdtdh="http://schemas.microsoft.com/office/word/2020/wordml/sdtdatahash" xmlns:w16se="http://schemas.microsoft.com/office/word/2015/wordml/symex" xmlns:wpg="http://schemas.microsoft.com/office/word/2010/wordprocessingGroup" xmlns:wpi="http://schemas.microsoft.com/office/word/2010/wordprocessingInk" xmlns:wne="http://schemas.microsoft.com/office/word/2006/wordml" xmlns:wps="http://schemas.microsoft.com/office/word/2010/wordprocessingShape" mc:Ignorable="w14 w15 w16se w16cid w16 w16cex w16sdtdh wp14">
+<w:endnotes xmlns:wpc="http://schemas.microsoft.com/office/word/2010/wordprocessingCanvas" xmlns:cx="http://schemas.microsoft.com/office/drawing/2014/chartex" xmlns:cx1="http://schemas.microsoft.com/office/drawing/2015/9/8/chartex" xmlns:cx2="http://schemas.microsoft.com/office/drawing/2015/10/21/chartex" xmlns:cx3="http://schemas.microsoft.com/office/drawing/2016/5/9/chartex" xmlns:cx4="http://schemas.microsoft.com/office/drawing/2016/5/10/chartex" xmlns:cx5="http://schemas.microsoft.com/office/drawing/2016/5/11/chartex" xmlns:cx6="http://schemas.microsoft.com/office/drawing/2016/5/12/chartex" xmlns:cx7="http://schemas.microsoft.com/office/drawing/2016/5/13/chartex" xmlns:cx8="http://schemas.microsoft.com/office/drawing/2016/5/14/chartex" xmlns:mc="http://schemas.openxmlformats.org/markup-compatibility/2006" xmlns:aink="http://schemas.microsoft.com/office/drawing/2016/ink" xmlns:am3d="http://schemas.microsoft.com/office/drawing/2017/model3d" xmlns:o="urn:schemas-microsoft-com:office:office" xmlns:r="http://schemas.openxmlformats.org/officeDocument/2006/relationships" xmlns:m="http://schemas.openxmlformats.org/officeDocument/2006/math" xmlns:v="urn:schemas-microsoft-com:vml" xmlns:wp14="http://schemas.microsoft.com/office/word/2010/wordprocessingDrawing" xmlns:wp="http://schemas.openxmlformats.org/drawingml/2006/wordprocessingDrawing" xmlns:w10="urn:schemas-microsoft-com:office:word" xmlns:w="http://schemas.openxmlformats.org/wordprocessingml/2006/main" xmlns:w14="http://schemas.microsoft.com/office/word/2010/wordml" xmlns:w15="http://schemas.microsoft.com/office/word/2012/wordml" xmlns:w16cid="http://schemas.microsoft.com/office/word/2016/wordml/cid" xmlns:w16se="http://schemas.microsoft.com/office/word/2015/wordml/symex" xmlns:wpg="http://schemas.microsoft.com/office/word/2010/wordprocessingGroup" xmlns:wpi="http://schemas.microsoft.com/office/word/2010/wordprocessingInk" xmlns:wne="http://schemas.microsoft.com/office/word/2006/wordml" xmlns:wps="http://schemas.microsoft.com/office/word/2010/wordprocessingShape" mc:Ignorable="w14 w15 w16se w16cid wp14">
   <w:endnote w:type="separator" w:id="-1">
     <w:p>
       <w:pPr>
@@ -3436,7 +3488,7 @@
 </file>
 
 <file path=word/footer1.xml><?xml version="1.0" encoding="utf-8"?>
-<w:ftr xmlns:wpc="http://schemas.microsoft.com/office/word/2010/wordprocessingCanvas" xmlns:cx="http://schemas.microsoft.com/office/drawing/2014/chartex" xmlns:cx1="http://schemas.microsoft.com/office/drawing/2015/9/8/chartex" xmlns:cx2="http://schemas.microsoft.com/office/drawing/2015/10/21/chartex" xmlns:cx3="http://schemas.microsoft.com/office/drawing/2016/5/9/chartex" xmlns:cx4="http://schemas.microsoft.com/office/drawing/2016/5/10/chartex" xmlns:cx5="http://schemas.microsoft.com/office/drawing/2016/5/11/chartex" xmlns:cx6="http://schemas.microsoft.com/office/drawing/2016/5/12/chartex" xmlns:cx7="http://schemas.microsoft.com/office/drawing/2016/5/13/chartex" xmlns:cx8="http://schemas.microsoft.com/office/drawing/2016/5/14/chartex" xmlns:mc="http://schemas.openxmlformats.org/markup-compatibility/2006" xmlns:aink="http://schemas.microsoft.com/office/drawing/2016/ink" xmlns:am3d="http://schemas.microsoft.com/office/drawing/2017/model3d" xmlns:o="urn:schemas-microsoft-com:office:office" xmlns:oel="http://schemas.microsoft.com/office/2019/extlst" xmlns:r="http://schemas.openxmlformats.org/officeDocument/2006/relationships" xmlns:m="http://schemas.openxmlformats.org/officeDocument/2006/math" xmlns:v="urn:schemas-microsoft-com:vml" xmlns:wp14="http://schemas.microsoft.com/office/word/2010/wordprocessingDrawing" xmlns:wp="http://schemas.openxmlformats.org/drawingml/2006/wordprocessingDrawing" xmlns:w10="urn:schemas-microsoft-com:office:word" xmlns:w="http://schemas.openxmlformats.org/wordprocessingml/2006/main" xmlns:w14="http://schemas.microsoft.com/office/word/2010/wordml" xmlns:w15="http://schemas.microsoft.com/office/word/2012/wordml" xmlns:w16cex="http://schemas.microsoft.com/office/word/2018/wordml/cex" xmlns:w16cid="http://schemas.microsoft.com/office/word/2016/wordml/cid" xmlns:w16="http://schemas.microsoft.com/office/word/2018/wordml" xmlns:w16sdtdh="http://schemas.microsoft.com/office/word/2020/wordml/sdtdatahash" xmlns:w16se="http://schemas.microsoft.com/office/word/2015/wordml/symex" xmlns:wpg="http://schemas.microsoft.com/office/word/2010/wordprocessingGroup" xmlns:wpi="http://schemas.microsoft.com/office/word/2010/wordprocessingInk" xmlns:wne="http://schemas.microsoft.com/office/word/2006/wordml" xmlns:wps="http://schemas.microsoft.com/office/word/2010/wordprocessingShape" mc:Ignorable="w14 w15 w16se w16cid w16 w16cex w16sdtdh wp14">
+<w:ftr xmlns:wpc="http://schemas.microsoft.com/office/word/2010/wordprocessingCanvas" xmlns:cx="http://schemas.microsoft.com/office/drawing/2014/chartex" xmlns:cx1="http://schemas.microsoft.com/office/drawing/2015/9/8/chartex" xmlns:cx2="http://schemas.microsoft.com/office/drawing/2015/10/21/chartex" xmlns:cx3="http://schemas.microsoft.com/office/drawing/2016/5/9/chartex" xmlns:cx4="http://schemas.microsoft.com/office/drawing/2016/5/10/chartex" xmlns:cx5="http://schemas.microsoft.com/office/drawing/2016/5/11/chartex" xmlns:cx6="http://schemas.microsoft.com/office/drawing/2016/5/12/chartex" xmlns:cx7="http://schemas.microsoft.com/office/drawing/2016/5/13/chartex" xmlns:cx8="http://schemas.microsoft.com/office/drawing/2016/5/14/chartex" xmlns:mc="http://schemas.openxmlformats.org/markup-compatibility/2006" xmlns:aink="http://schemas.microsoft.com/office/drawing/2016/ink" xmlns:am3d="http://schemas.microsoft.com/office/drawing/2017/model3d" xmlns:o="urn:schemas-microsoft-com:office:office" xmlns:r="http://schemas.openxmlformats.org/officeDocument/2006/relationships" xmlns:m="http://schemas.openxmlformats.org/officeDocument/2006/math" xmlns:v="urn:schemas-microsoft-com:vml" xmlns:wp14="http://schemas.microsoft.com/office/word/2010/wordprocessingDrawing" xmlns:wp="http://schemas.openxmlformats.org/drawingml/2006/wordprocessingDrawing" xmlns:w10="urn:schemas-microsoft-com:office:word" xmlns:w="http://schemas.openxmlformats.org/wordprocessingml/2006/main" xmlns:w14="http://schemas.microsoft.com/office/word/2010/wordml" xmlns:w15="http://schemas.microsoft.com/office/word/2012/wordml" xmlns:w16cid="http://schemas.microsoft.com/office/word/2016/wordml/cid" xmlns:w16se="http://schemas.microsoft.com/office/word/2015/wordml/symex" xmlns:wpg="http://schemas.microsoft.com/office/word/2010/wordprocessingGroup" xmlns:wpi="http://schemas.microsoft.com/office/word/2010/wordprocessingInk" xmlns:wne="http://schemas.microsoft.com/office/word/2006/wordml" xmlns:wps="http://schemas.microsoft.com/office/word/2010/wordprocessingShape" mc:Ignorable="w14 w15 w16se w16cid wp14">
   <w:p>
     <w:pPr>
       <w:pStyle w:val="Footer"/>
@@ -3454,7 +3506,7 @@
 </file>
 
 <file path=word/footer2.xml><?xml version="1.0" encoding="utf-8"?>
-<w:ftr xmlns:wpc="http://schemas.microsoft.com/office/word/2010/wordprocessingCanvas" xmlns:cx="http://schemas.microsoft.com/office/drawing/2014/chartex" xmlns:cx1="http://schemas.microsoft.com/office/drawing/2015/9/8/chartex" xmlns:cx2="http://schemas.microsoft.com/office/drawing/2015/10/21/chartex" xmlns:cx3="http://schemas.microsoft.com/office/drawing/2016/5/9/chartex" xmlns:cx4="http://schemas.microsoft.com/office/drawing/2016/5/10/chartex" xmlns:cx5="http://schemas.microsoft.com/office/drawing/2016/5/11/chartex" xmlns:cx6="http://schemas.microsoft.com/office/drawing/2016/5/12/chartex" xmlns:cx7="http://schemas.microsoft.com/office/drawing/2016/5/13/chartex" xmlns:cx8="http://schemas.microsoft.com/office/drawing/2016/5/14/chartex" xmlns:mc="http://schemas.openxmlformats.org/markup-compatibility/2006" xmlns:aink="http://schemas.microsoft.com/office/drawing/2016/ink" xmlns:am3d="http://schemas.microsoft.com/office/drawing/2017/model3d" xmlns:o="urn:schemas-microsoft-com:office:office" xmlns:oel="http://schemas.microsoft.com/office/2019/extlst" xmlns:r="http://schemas.openxmlformats.org/officeDocument/2006/relationships" xmlns:m="http://schemas.openxmlformats.org/officeDocument/2006/math" xmlns:v="urn:schemas-microsoft-com:vml" xmlns:wp14="http://schemas.microsoft.com/office/word/2010/wordprocessingDrawing" xmlns:wp="http://schemas.openxmlformats.org/drawingml/2006/wordprocessingDrawing" xmlns:w10="urn:schemas-microsoft-com:office:word" xmlns:w="http://schemas.openxmlformats.org/wordprocessingml/2006/main" xmlns:w14="http://schemas.microsoft.com/office/word/2010/wordml" xmlns:w15="http://schemas.microsoft.com/office/word/2012/wordml" xmlns:w16cex="http://schemas.microsoft.com/office/word/2018/wordml/cex" xmlns:w16cid="http://schemas.microsoft.com/office/word/2016/wordml/cid" xmlns:w16="http://schemas.microsoft.com/office/word/2018/wordml" xmlns:w16sdtdh="http://schemas.microsoft.com/office/word/2020/wordml/sdtdatahash" xmlns:w16se="http://schemas.microsoft.com/office/word/2015/wordml/symex" xmlns:wpg="http://schemas.microsoft.com/office/word/2010/wordprocessingGroup" xmlns:wpi="http://schemas.microsoft.com/office/word/2010/wordprocessingInk" xmlns:wne="http://schemas.microsoft.com/office/word/2006/wordml" xmlns:wps="http://schemas.microsoft.com/office/word/2010/wordprocessingShape" mc:Ignorable="w14 w15 w16se w16cid w16 w16cex w16sdtdh wp14">
+<w:ftr xmlns:wpc="http://schemas.microsoft.com/office/word/2010/wordprocessingCanvas" xmlns:cx="http://schemas.microsoft.com/office/drawing/2014/chartex" xmlns:cx1="http://schemas.microsoft.com/office/drawing/2015/9/8/chartex" xmlns:cx2="http://schemas.microsoft.com/office/drawing/2015/10/21/chartex" xmlns:cx3="http://schemas.microsoft.com/office/drawing/2016/5/9/chartex" xmlns:cx4="http://schemas.microsoft.com/office/drawing/2016/5/10/chartex" xmlns:cx5="http://schemas.microsoft.com/office/drawing/2016/5/11/chartex" xmlns:cx6="http://schemas.microsoft.com/office/drawing/2016/5/12/chartex" xmlns:cx7="http://schemas.microsoft.com/office/drawing/2016/5/13/chartex" xmlns:cx8="http://schemas.microsoft.com/office/drawing/2016/5/14/chartex" xmlns:mc="http://schemas.openxmlformats.org/markup-compatibility/2006" xmlns:aink="http://schemas.microsoft.com/office/drawing/2016/ink" xmlns:am3d="http://schemas.microsoft.com/office/drawing/2017/model3d" xmlns:o="urn:schemas-microsoft-com:office:office" xmlns:r="http://schemas.openxmlformats.org/officeDocument/2006/relationships" xmlns:m="http://schemas.openxmlformats.org/officeDocument/2006/math" xmlns:v="urn:schemas-microsoft-com:vml" xmlns:wp14="http://schemas.microsoft.com/office/word/2010/wordprocessingDrawing" xmlns:wp="http://schemas.openxmlformats.org/drawingml/2006/wordprocessingDrawing" xmlns:w10="urn:schemas-microsoft-com:office:word" xmlns:w="http://schemas.openxmlformats.org/wordprocessingml/2006/main" xmlns:w14="http://schemas.microsoft.com/office/word/2010/wordml" xmlns:w15="http://schemas.microsoft.com/office/word/2012/wordml" xmlns:w16cid="http://schemas.microsoft.com/office/word/2016/wordml/cid" xmlns:w16se="http://schemas.microsoft.com/office/word/2015/wordml/symex" xmlns:wpg="http://schemas.microsoft.com/office/word/2010/wordprocessingGroup" xmlns:wpi="http://schemas.microsoft.com/office/word/2010/wordprocessingInk" xmlns:wne="http://schemas.microsoft.com/office/word/2006/wordml" xmlns:wps="http://schemas.microsoft.com/office/word/2010/wordprocessingShape" mc:Ignorable="w14 w15 w16se w16cid wp14">
   <w:p>
     <w:pPr>
       <w:tabs>
@@ -3506,7 +3558,7 @@
 </file>
 
 <file path=word/footnotes.xml><?xml version="1.0" encoding="utf-8"?>
-<w:footnotes xmlns:wpc="http://schemas.microsoft.com/office/word/2010/wordprocessingCanvas" xmlns:cx="http://schemas.microsoft.com/office/drawing/2014/chartex" xmlns:cx1="http://schemas.microsoft.com/office/drawing/2015/9/8/chartex" xmlns:cx2="http://schemas.microsoft.com/office/drawing/2015/10/21/chartex" xmlns:cx3="http://schemas.microsoft.com/office/drawing/2016/5/9/chartex" xmlns:cx4="http://schemas.microsoft.com/office/drawing/2016/5/10/chartex" xmlns:cx5="http://schemas.microsoft.com/office/drawing/2016/5/11/chartex" xmlns:cx6="http://schemas.microsoft.com/office/drawing/2016/5/12/chartex" xmlns:cx7="http://schemas.microsoft.com/office/drawing/2016/5/13/chartex" xmlns:cx8="http://schemas.microsoft.com/office/drawing/2016/5/14/chartex" xmlns:mc="http://schemas.openxmlformats.org/markup-compatibility/2006" xmlns:aink="http://schemas.microsoft.com/office/drawing/2016/ink" xmlns:am3d="http://schemas.microsoft.com/office/drawing/2017/model3d" xmlns:o="urn:schemas-microsoft-com:office:office" xmlns:oel="http://schemas.microsoft.com/office/2019/extlst" xmlns:r="http://schemas.openxmlformats.org/officeDocument/2006/relationships" xmlns:m="http://schemas.openxmlformats.org/officeDocument/2006/math" xmlns:v="urn:schemas-microsoft-com:vml" xmlns:wp14="http://schemas.microsoft.com/office/word/2010/wordprocessingDrawing" xmlns:wp="http://schemas.openxmlformats.org/drawingml/2006/wordprocessingDrawing" xmlns:w10="urn:schemas-microsoft-com:office:word" xmlns:w="http://schemas.openxmlformats.org/wordprocessingml/2006/main" xmlns:w14="http://schemas.microsoft.com/office/word/2010/wordml" xmlns:w15="http://schemas.microsoft.com/office/word/2012/wordml" xmlns:w16cex="http://schemas.microsoft.com/office/word/2018/wordml/cex" xmlns:w16cid="http://schemas.microsoft.com/office/word/2016/wordml/cid" xmlns:w16="http://schemas.microsoft.com/office/word/2018/wordml" xmlns:w16sdtdh="http://schemas.microsoft.com/office/word/2020/wordml/sdtdatahash" xmlns:w16se="http://schemas.microsoft.com/office/word/2015/wordml/symex" xmlns:wpg="http://schemas.microsoft.com/office/word/2010/wordprocessingGroup" xmlns:wpi="http://schemas.microsoft.com/office/word/2010/wordprocessingInk" xmlns:wne="http://schemas.microsoft.com/office/word/2006/wordml" xmlns:wps="http://schemas.microsoft.com/office/word/2010/wordprocessingShape" mc:Ignorable="w14 w15 w16se w16cid w16 w16cex w16sdtdh wp14">
+<w:footnotes xmlns:wpc="http://schemas.microsoft.com/office/word/2010/wordprocessingCanvas" xmlns:cx="http://schemas.microsoft.com/office/drawing/2014/chartex" xmlns:cx1="http://schemas.microsoft.com/office/drawing/2015/9/8/chartex" xmlns:cx2="http://schemas.microsoft.com/office/drawing/2015/10/21/chartex" xmlns:cx3="http://schemas.microsoft.com/office/drawing/2016/5/9/chartex" xmlns:cx4="http://schemas.microsoft.com/office/drawing/2016/5/10/chartex" xmlns:cx5="http://schemas.microsoft.com/office/drawing/2016/5/11/chartex" xmlns:cx6="http://schemas.microsoft.com/office/drawing/2016/5/12/chartex" xmlns:cx7="http://schemas.microsoft.com/office/drawing/2016/5/13/chartex" xmlns:cx8="http://schemas.microsoft.com/office/drawing/2016/5/14/chartex" xmlns:mc="http://schemas.openxmlformats.org/markup-compatibility/2006" xmlns:aink="http://schemas.microsoft.com/office/drawing/2016/ink" xmlns:am3d="http://schemas.microsoft.com/office/drawing/2017/model3d" xmlns:o="urn:schemas-microsoft-com:office:office" xmlns:r="http://schemas.openxmlformats.org/officeDocument/2006/relationships" xmlns:m="http://schemas.openxmlformats.org/officeDocument/2006/math" xmlns:v="urn:schemas-microsoft-com:vml" xmlns:wp14="http://schemas.microsoft.com/office/word/2010/wordprocessingDrawing" xmlns:wp="http://schemas.openxmlformats.org/drawingml/2006/wordprocessingDrawing" xmlns:w10="urn:schemas-microsoft-com:office:word" xmlns:w="http://schemas.openxmlformats.org/wordprocessingml/2006/main" xmlns:w14="http://schemas.microsoft.com/office/word/2010/wordml" xmlns:w15="http://schemas.microsoft.com/office/word/2012/wordml" xmlns:w16cid="http://schemas.microsoft.com/office/word/2016/wordml/cid" xmlns:w16se="http://schemas.microsoft.com/office/word/2015/wordml/symex" xmlns:wpg="http://schemas.microsoft.com/office/word/2010/wordprocessingGroup" xmlns:wpi="http://schemas.microsoft.com/office/word/2010/wordprocessingInk" xmlns:wne="http://schemas.microsoft.com/office/word/2006/wordml" xmlns:wps="http://schemas.microsoft.com/office/word/2010/wordprocessingShape" mc:Ignorable="w14 w15 w16se w16cid wp14">
   <w:footnote w:type="separator" w:id="-1">
     <w:p>
       <w:pPr>
@@ -3531,7 +3583,7 @@
 </file>
 
 <file path=word/numbering.xml><?xml version="1.0" encoding="utf-8"?>
-<w:numbering xmlns:wpc="http://schemas.microsoft.com/office/word/2010/wordprocessingCanvas" xmlns:cx="http://schemas.microsoft.com/office/drawing/2014/chartex" xmlns:cx1="http://schemas.microsoft.com/office/drawing/2015/9/8/chartex" xmlns:cx2="http://schemas.microsoft.com/office/drawing/2015/10/21/chartex" xmlns:cx3="http://schemas.microsoft.com/office/drawing/2016/5/9/chartex" xmlns:cx4="http://schemas.microsoft.com/office/drawing/2016/5/10/chartex" xmlns:cx5="http://schemas.microsoft.com/office/drawing/2016/5/11/chartex" xmlns:cx6="http://schemas.microsoft.com/office/drawing/2016/5/12/chartex" xmlns:cx7="http://schemas.microsoft.com/office/drawing/2016/5/13/chartex" xmlns:cx8="http://schemas.microsoft.com/office/drawing/2016/5/14/chartex" xmlns:mc="http://schemas.openxmlformats.org/markup-compatibility/2006" xmlns:aink="http://schemas.microsoft.com/office/drawing/2016/ink" xmlns:am3d="http://schemas.microsoft.com/office/drawing/2017/model3d" xmlns:o="urn:schemas-microsoft-com:office:office" xmlns:oel="http://schemas.microsoft.com/office/2019/extlst" xmlns:r="http://schemas.openxmlformats.org/officeDocument/2006/relationships" xmlns:m="http://schemas.openxmlformats.org/officeDocument/2006/math" xmlns:v="urn:schemas-microsoft-com:vml" xmlns:wp14="http://schemas.microsoft.com/office/word/2010/wordprocessingDrawing" xmlns:wp="http://schemas.openxmlformats.org/drawingml/2006/wordprocessingDrawing" xmlns:w10="urn:schemas-microsoft-com:office:word" xmlns:w="http://schemas.openxmlformats.org/wordprocessingml/2006/main" xmlns:w14="http://schemas.microsoft.com/office/word/2010/wordml" xmlns:w15="http://schemas.microsoft.com/office/word/2012/wordml" xmlns:w16cex="http://schemas.microsoft.com/office/word/2018/wordml/cex" xmlns:w16cid="http://schemas.microsoft.com/office/word/2016/wordml/cid" xmlns:w16="http://schemas.microsoft.com/office/word/2018/wordml" xmlns:w16sdtdh="http://schemas.microsoft.com/office/word/2020/wordml/sdtdatahash" xmlns:w16se="http://schemas.microsoft.com/office/word/2015/wordml/symex" xmlns:wpg="http://schemas.microsoft.com/office/word/2010/wordprocessingGroup" xmlns:wpi="http://schemas.microsoft.com/office/word/2010/wordprocessingInk" xmlns:wne="http://schemas.microsoft.com/office/word/2006/wordml" xmlns:wps="http://schemas.microsoft.com/office/word/2010/wordprocessingShape" mc:Ignorable="w14 w15 w16se w16cid w16 w16cex w16sdtdh wp14">
+<w:numbering xmlns:wpc="http://schemas.microsoft.com/office/word/2010/wordprocessingCanvas" xmlns:cx="http://schemas.microsoft.com/office/drawing/2014/chartex" xmlns:cx1="http://schemas.microsoft.com/office/drawing/2015/9/8/chartex" xmlns:cx2="http://schemas.microsoft.com/office/drawing/2015/10/21/chartex" xmlns:cx3="http://schemas.microsoft.com/office/drawing/2016/5/9/chartex" xmlns:cx4="http://schemas.microsoft.com/office/drawing/2016/5/10/chartex" xmlns:cx5="http://schemas.microsoft.com/office/drawing/2016/5/11/chartex" xmlns:cx6="http://schemas.microsoft.com/office/drawing/2016/5/12/chartex" xmlns:cx7="http://schemas.microsoft.com/office/drawing/2016/5/13/chartex" xmlns:cx8="http://schemas.microsoft.com/office/drawing/2016/5/14/chartex" xmlns:mc="http://schemas.openxmlformats.org/markup-compatibility/2006" xmlns:aink="http://schemas.microsoft.com/office/drawing/2016/ink" xmlns:am3d="http://schemas.microsoft.com/office/drawing/2017/model3d" xmlns:o="urn:schemas-microsoft-com:office:office" xmlns:r="http://schemas.openxmlformats.org/officeDocument/2006/relationships" xmlns:m="http://schemas.openxmlformats.org/officeDocument/2006/math" xmlns:v="urn:schemas-microsoft-com:vml" xmlns:wp14="http://schemas.microsoft.com/office/word/2010/wordprocessingDrawing" xmlns:wp="http://schemas.openxmlformats.org/drawingml/2006/wordprocessingDrawing" xmlns:w10="urn:schemas-microsoft-com:office:word" xmlns:w="http://schemas.openxmlformats.org/wordprocessingml/2006/main" xmlns:w14="http://schemas.microsoft.com/office/word/2010/wordml" xmlns:w15="http://schemas.microsoft.com/office/word/2012/wordml" xmlns:w16cid="http://schemas.microsoft.com/office/word/2016/wordml/cid" xmlns:w16se="http://schemas.microsoft.com/office/word/2015/wordml/symex" xmlns:wpg="http://schemas.microsoft.com/office/word/2010/wordprocessingGroup" xmlns:wpi="http://schemas.microsoft.com/office/word/2010/wordprocessingInk" xmlns:wne="http://schemas.microsoft.com/office/word/2006/wordml" xmlns:wps="http://schemas.microsoft.com/office/word/2010/wordprocessingShape" mc:Ignorable="w14 w15 w16se w16cid wp14">
   <w:abstractNum w:abstractNumId="0" w15:restartNumberingAfterBreak="0">
     <w:nsid w:val="04EA2BEB"/>
     <w:multiLevelType w:val="multilevel"/>
@@ -5782,58 +5834,58 @@
       </w:rPr>
     </w:lvl>
   </w:abstractNum>
-  <w:num w:numId="1" w16cid:durableId="1712488083">
+  <w:num w:numId="1">
     <w:abstractNumId w:val="2"/>
   </w:num>
-  <w:num w:numId="2" w16cid:durableId="864439549">
+  <w:num w:numId="2">
     <w:abstractNumId w:val="8"/>
   </w:num>
-  <w:num w:numId="3" w16cid:durableId="1687906594">
+  <w:num w:numId="3">
     <w:abstractNumId w:val="9"/>
   </w:num>
-  <w:num w:numId="4" w16cid:durableId="1726635349">
+  <w:num w:numId="4">
     <w:abstractNumId w:val="12"/>
   </w:num>
-  <w:num w:numId="5" w16cid:durableId="1468281022">
+  <w:num w:numId="5">
     <w:abstractNumId w:val="6"/>
   </w:num>
-  <w:num w:numId="6" w16cid:durableId="1842963663">
+  <w:num w:numId="6">
     <w:abstractNumId w:val="11"/>
   </w:num>
-  <w:num w:numId="7" w16cid:durableId="513492421">
+  <w:num w:numId="7">
     <w:abstractNumId w:val="7"/>
   </w:num>
-  <w:num w:numId="8" w16cid:durableId="601259696">
+  <w:num w:numId="8">
     <w:abstractNumId w:val="16"/>
   </w:num>
-  <w:num w:numId="9" w16cid:durableId="261302650">
+  <w:num w:numId="9">
     <w:abstractNumId w:val="1"/>
   </w:num>
-  <w:num w:numId="10" w16cid:durableId="624383585">
+  <w:num w:numId="10">
     <w:abstractNumId w:val="17"/>
   </w:num>
-  <w:num w:numId="11" w16cid:durableId="2082211172">
+  <w:num w:numId="11">
     <w:abstractNumId w:val="5"/>
   </w:num>
-  <w:num w:numId="12" w16cid:durableId="2079669530">
+  <w:num w:numId="12">
     <w:abstractNumId w:val="14"/>
   </w:num>
-  <w:num w:numId="13" w16cid:durableId="423039858">
+  <w:num w:numId="13">
     <w:abstractNumId w:val="13"/>
   </w:num>
-  <w:num w:numId="14" w16cid:durableId="212886544">
+  <w:num w:numId="14">
     <w:abstractNumId w:val="15"/>
   </w:num>
-  <w:num w:numId="15" w16cid:durableId="711000894">
+  <w:num w:numId="15">
     <w:abstractNumId w:val="3"/>
   </w:num>
-  <w:num w:numId="16" w16cid:durableId="1240556528">
+  <w:num w:numId="16">
     <w:abstractNumId w:val="0"/>
   </w:num>
-  <w:num w:numId="17" w16cid:durableId="568344382">
+  <w:num w:numId="17">
     <w:abstractNumId w:val="4"/>
   </w:num>
-  <w:num w:numId="18" w16cid:durableId="466819272">
+  <w:num w:numId="18">
     <w:abstractNumId w:val="10"/>
   </w:num>
   <w:numIdMacAtCleanup w:val="15"/>
@@ -5841,7 +5893,7 @@
 </file>
 
 <file path=word/styles.xml><?xml version="1.0" encoding="utf-8"?>
-<w:styles xmlns:mc="http://schemas.openxmlformats.org/markup-compatibility/2006" xmlns:r="http://schemas.openxmlformats.org/officeDocument/2006/relationships" xmlns:w="http://schemas.openxmlformats.org/wordprocessingml/2006/main" xmlns:w14="http://schemas.microsoft.com/office/word/2010/wordml" xmlns:w15="http://schemas.microsoft.com/office/word/2012/wordml" xmlns:w16cex="http://schemas.microsoft.com/office/word/2018/wordml/cex" xmlns:w16cid="http://schemas.microsoft.com/office/word/2016/wordml/cid" xmlns:w16="http://schemas.microsoft.com/office/word/2018/wordml" xmlns:w16sdtdh="http://schemas.microsoft.com/office/word/2020/wordml/sdtdatahash" xmlns:w16se="http://schemas.microsoft.com/office/word/2015/wordml/symex" mc:Ignorable="w14 w15 w16se w16cid w16 w16cex w16sdtdh">
+<w:styles xmlns:mc="http://schemas.openxmlformats.org/markup-compatibility/2006" xmlns:r="http://schemas.openxmlformats.org/officeDocument/2006/relationships" xmlns:w="http://schemas.openxmlformats.org/wordprocessingml/2006/main" xmlns:w14="http://schemas.microsoft.com/office/word/2010/wordml" xmlns:w15="http://schemas.microsoft.com/office/word/2012/wordml" xmlns:w16cid="http://schemas.microsoft.com/office/word/2016/wordml/cid" xmlns:w16se="http://schemas.microsoft.com/office/word/2015/wordml/symex" mc:Ignorable="w14 w15 w16se w16cid">
   <w:docDefaults>
     <w:rPrDefault>
       <w:rPr>
@@ -5857,7 +5909,7 @@
       </w:pPr>
     </w:pPrDefault>
   </w:docDefaults>
-  <w:latentStyles w:defLockedState="0" w:defUIPriority="99" w:defSemiHidden="0" w:defUnhideWhenUsed="0" w:defQFormat="0" w:count="376">
+  <w:latentStyles w:defLockedState="0" w:defUIPriority="99" w:defSemiHidden="0" w:defUnhideWhenUsed="0" w:defQFormat="0" w:count="375">
     <w:lsdException w:name="Normal" w:uiPriority="0" w:qFormat="1"/>
     <w:lsdException w:name="heading 1" w:uiPriority="0" w:qFormat="1"/>
     <w:lsdException w:name="heading 2" w:semiHidden="1" w:uiPriority="0" w:unhideWhenUsed="1" w:qFormat="1"/>
@@ -6233,7 +6285,6 @@
     <w:lsdException w:name="Smart Hyperlink" w:semiHidden="1" w:unhideWhenUsed="1"/>
     <w:lsdException w:name="Hashtag" w:semiHidden="1" w:unhideWhenUsed="1"/>
     <w:lsdException w:name="Unresolved Mention" w:semiHidden="1" w:unhideWhenUsed="1"/>
-    <w:lsdException w:name="Smart Link" w:semiHidden="1" w:unhideWhenUsed="1"/>
   </w:latentStyles>
   <w:style w:type="paragraph" w:default="1" w:styleId="Normal">
     <w:name w:val="Normal"/>
@@ -7627,7 +7678,7 @@
 </file>
 
 <file path=customXml/itemProps1.xml><?xml version="1.0" encoding="utf-8"?>
-<ds:datastoreItem xmlns:ds="http://schemas.openxmlformats.org/officeDocument/2006/customXml" ds:itemID="{3CAAAAA1-5F6A-4FD3-A0F9-DA83621762CA}">
+<ds:datastoreItem xmlns:ds="http://schemas.openxmlformats.org/officeDocument/2006/customXml" ds:itemID="{978D5B23-462A-4DD6-98A3-E6C8BE2C3BB6}">
   <ds:schemaRefs>
     <ds:schemaRef ds:uri="http://schemas.openxmlformats.org/officeDocument/2006/bibliography"/>
   </ds:schemaRefs>
